--- a/deposit and lending DApp report - HuangZiling.docx
+++ b/deposit and lending DApp report - HuangZiling.docx
@@ -4,7 +4,36 @@
   <w:body>
     <w:p>
       <w:pPr>
+        <w:rPr>
+          <w:rFonts w:hint="eastAsia"/>
+        </w:rPr>
+      </w:pPr>
+    </w:p>
+    <w:p/>
+    <w:p/>
+    <w:p/>
+    <w:p/>
+    <w:p/>
+    <w:p/>
+    <w:p/>
+    <w:p/>
+    <w:p/>
+    <w:p/>
+    <w:p/>
+    <w:p/>
+    <w:p/>
+    <w:p/>
+    <w:p>
+      <w:pPr>
+        <w:rPr>
+          <w:rFonts w:hint="eastAsia"/>
+        </w:rPr>
+      </w:pPr>
+    </w:p>
+    <w:p>
+      <w:pPr>
         <w:pStyle w:val="1"/>
+        <w:jc w:val="center"/>
         <w:rPr>
           <w:rFonts w:ascii="Times New Roman" w:hAnsi="Times New Roman" w:cs="Times New Roman"/>
           <w:sz w:val="36"/>
@@ -22,12 +51,12 @@
     </w:p>
     <w:p>
       <w:pPr>
-        <w:rPr>
-          <w:rFonts w:ascii="Times New Roman" w:hAnsi="Times New Roman" w:cs="Times New Roman"/>
-          <w:sz w:val="24"/>
-          <w:szCs w:val="24"/>
-        </w:rPr>
-      </w:pPr>
+        <w:widowControl/>
+        <w:jc w:val="left"/>
+      </w:pPr>
+      <w:r>
+        <w:br w:type="page"/>
+      </w:r>
     </w:p>
     <w:p>
       <w:pPr>
@@ -40,6 +69,7 @@
         <w:rPr>
           <w:rFonts w:ascii="Times New Roman" w:hAnsi="Times New Roman" w:cs="Times New Roman"/>
         </w:rPr>
+        <w:lastRenderedPageBreak/>
         <w:t>1. Introduction</w:t>
       </w:r>
     </w:p>
@@ -176,7 +206,7 @@
     <w:p>
       <w:pPr>
         <w:rPr>
-          <w:rFonts w:ascii="Times New Roman" w:hAnsi="Times New Roman" w:cs="Times New Roman" w:hint="eastAsia"/>
+          <w:rFonts w:ascii="Times New Roman" w:hAnsi="Times New Roman" w:cs="Times New Roman"/>
           <w:sz w:val="24"/>
           <w:szCs w:val="24"/>
         </w:rPr>
@@ -257,384 +287,377 @@
           <w:sz w:val="24"/>
           <w:szCs w:val="24"/>
         </w:rPr>
-        <w:t xml:space="preserve">The project is built on the Ethereum blockchain, a robust platform known for its ability </w:t>
-      </w:r>
-      <w:r>
-        <w:rPr>
-          <w:rFonts w:ascii="Times New Roman" w:hAnsi="Times New Roman" w:cs="Times New Roman"/>
+        <w:t>The project is built on the Ethereum blockchain, a robust platform known for its ability to execute decentralized applications (</w:t>
+      </w:r>
+      <w:proofErr w:type="spellStart"/>
+      <w:r>
+        <w:rPr>
+          <w:rFonts w:ascii="Times New Roman" w:hAnsi="Times New Roman" w:cs="Times New Roman"/>
+          <w:sz w:val="24"/>
+          <w:szCs w:val="24"/>
+        </w:rPr>
+        <w:t>DApps</w:t>
+      </w:r>
+      <w:proofErr w:type="spellEnd"/>
+      <w:r>
+        <w:rPr>
+          <w:rFonts w:ascii="Times New Roman" w:hAnsi="Times New Roman" w:cs="Times New Roman"/>
+          <w:sz w:val="24"/>
+          <w:szCs w:val="24"/>
+        </w:rPr>
+        <w:t xml:space="preserve">). Ethereum’s smart contract capabilities are ideal for building the deposit and lending functionality, offering transparency and security in financial transactions. Ethereum’s decentralized nature ensures that all transactions are recorded immutably, providing trustless operations without a central authority. While the project is built on Ethereum, it does not involve real cryptocurrency transactions. Instead, all data is created within the Solidity code, and the associated transaction fees are processed using </w:t>
+      </w:r>
+      <w:proofErr w:type="spellStart"/>
+      <w:r>
+        <w:rPr>
+          <w:rFonts w:ascii="Times New Roman" w:hAnsi="Times New Roman" w:cs="Times New Roman"/>
+          <w:sz w:val="24"/>
+          <w:szCs w:val="24"/>
+        </w:rPr>
+        <w:t>SepoliaETH</w:t>
+      </w:r>
+      <w:proofErr w:type="spellEnd"/>
+      <w:r>
+        <w:rPr>
+          <w:rFonts w:ascii="Times New Roman" w:hAnsi="Times New Roman" w:cs="Times New Roman"/>
+          <w:sz w:val="24"/>
+          <w:szCs w:val="24"/>
+        </w:rPr>
+        <w:t xml:space="preserve"> on the </w:t>
+      </w:r>
+      <w:proofErr w:type="spellStart"/>
+      <w:r>
+        <w:rPr>
+          <w:rFonts w:ascii="Times New Roman" w:hAnsi="Times New Roman" w:cs="Times New Roman"/>
+          <w:sz w:val="24"/>
+          <w:szCs w:val="24"/>
+        </w:rPr>
+        <w:t>Sepolia</w:t>
+      </w:r>
+      <w:proofErr w:type="spellEnd"/>
+      <w:r>
+        <w:rPr>
+          <w:rFonts w:ascii="Times New Roman" w:hAnsi="Times New Roman" w:cs="Times New Roman"/>
+          <w:sz w:val="24"/>
+          <w:szCs w:val="24"/>
+        </w:rPr>
+        <w:t xml:space="preserve"> test network, ensuring that no real-world cryptocurrency is exchanged during the development and testing phases.</w:t>
+      </w:r>
+    </w:p>
+    <w:p>
+      <w:pPr>
+        <w:rPr>
+          <w:rFonts w:ascii="Times New Roman" w:hAnsi="Times New Roman" w:cs="Times New Roman"/>
+          <w:sz w:val="24"/>
+          <w:szCs w:val="24"/>
+        </w:rPr>
+      </w:pPr>
+    </w:p>
+    <w:p>
+      <w:pPr>
+        <w:rPr>
+          <w:rFonts w:ascii="Times New Roman" w:hAnsi="Times New Roman" w:cs="Times New Roman"/>
+          <w:b/>
+          <w:bCs/>
+          <w:sz w:val="24"/>
+          <w:szCs w:val="24"/>
+        </w:rPr>
+      </w:pPr>
+      <w:r>
+        <w:rPr>
+          <w:rFonts w:ascii="Times New Roman" w:hAnsi="Times New Roman" w:cs="Times New Roman"/>
+          <w:b/>
+          <w:bCs/>
+          <w:sz w:val="24"/>
+          <w:szCs w:val="24"/>
+        </w:rPr>
+        <w:t>Development Tools</w:t>
+      </w:r>
+    </w:p>
+    <w:p>
+      <w:pPr>
+        <w:rPr>
+          <w:rFonts w:ascii="Times New Roman" w:hAnsi="Times New Roman" w:cs="Times New Roman"/>
+          <w:sz w:val="24"/>
+          <w:szCs w:val="24"/>
+        </w:rPr>
+      </w:pPr>
+      <w:r>
+        <w:rPr>
+          <w:rFonts w:ascii="Times New Roman" w:hAnsi="Times New Roman" w:cs="Times New Roman"/>
+          <w:sz w:val="24"/>
+          <w:szCs w:val="24"/>
+        </w:rPr>
+        <w:t xml:space="preserve">For the development of this project, </w:t>
+      </w:r>
+      <w:r>
+        <w:rPr>
+          <w:rFonts w:ascii="Times New Roman" w:hAnsi="Times New Roman" w:cs="Times New Roman"/>
+          <w:sz w:val="24"/>
+          <w:szCs w:val="24"/>
+        </w:rPr>
+        <w:t>I</w:t>
+      </w:r>
+      <w:r>
+        <w:rPr>
+          <w:rFonts w:ascii="Times New Roman" w:hAnsi="Times New Roman" w:cs="Times New Roman"/>
+          <w:sz w:val="24"/>
+          <w:szCs w:val="24"/>
+        </w:rPr>
+        <w:t xml:space="preserve"> used the following tools:</w:t>
+      </w:r>
+    </w:p>
+    <w:p>
+      <w:pPr>
+        <w:rPr>
+          <w:rFonts w:ascii="Times New Roman" w:hAnsi="Times New Roman" w:cs="Times New Roman"/>
+          <w:sz w:val="24"/>
+          <w:szCs w:val="24"/>
+        </w:rPr>
+      </w:pPr>
+    </w:p>
+    <w:p>
+      <w:pPr>
+        <w:rPr>
+          <w:rFonts w:ascii="Times New Roman" w:hAnsi="Times New Roman" w:cs="Times New Roman"/>
+          <w:sz w:val="24"/>
+          <w:szCs w:val="24"/>
+        </w:rPr>
+      </w:pPr>
+      <w:r>
+        <w:rPr>
+          <w:rFonts w:ascii="Times New Roman" w:hAnsi="Times New Roman" w:cs="Times New Roman"/>
+          <w:sz w:val="24"/>
+          <w:szCs w:val="24"/>
+        </w:rPr>
+        <w:t>Frontend: HTML, JavaScript, and Bootstrap for designing user interfaces and handling user inputs.</w:t>
+      </w:r>
+    </w:p>
+    <w:p>
+      <w:pPr>
+        <w:rPr>
+          <w:rFonts w:ascii="Times New Roman" w:hAnsi="Times New Roman" w:cs="Times New Roman"/>
+          <w:sz w:val="24"/>
+          <w:szCs w:val="24"/>
+        </w:rPr>
+      </w:pPr>
+      <w:r>
+        <w:rPr>
+          <w:rFonts w:ascii="Times New Roman" w:hAnsi="Times New Roman" w:cs="Times New Roman"/>
+          <w:sz w:val="24"/>
+          <w:szCs w:val="24"/>
+        </w:rPr>
+        <w:t>Backend: Flask (Python) to handle communication between the frontend and the Ethereum blockchain, facilitating transactions.</w:t>
+      </w:r>
+    </w:p>
+    <w:p>
+      <w:pPr>
+        <w:rPr>
+          <w:rFonts w:ascii="Times New Roman" w:hAnsi="Times New Roman" w:cs="Times New Roman"/>
+          <w:sz w:val="24"/>
+          <w:szCs w:val="24"/>
+        </w:rPr>
+      </w:pPr>
+      <w:r>
+        <w:rPr>
+          <w:rFonts w:ascii="Times New Roman" w:hAnsi="Times New Roman" w:cs="Times New Roman"/>
+          <w:sz w:val="24"/>
+          <w:szCs w:val="24"/>
+        </w:rPr>
+        <w:t>Smart Contracts: Solidity was used to write smart contracts that govern the deposit, lending, and repayment functionalities. Solidity’s popularity and integration with Ethereum make it the ideal choice for this project.</w:t>
+      </w:r>
+    </w:p>
+    <w:p>
+      <w:pPr>
+        <w:rPr>
+          <w:rFonts w:ascii="Times New Roman" w:hAnsi="Times New Roman" w:cs="Times New Roman"/>
+          <w:sz w:val="24"/>
+          <w:szCs w:val="24"/>
+        </w:rPr>
+      </w:pPr>
+      <w:r>
+        <w:rPr>
+          <w:rFonts w:ascii="Times New Roman" w:hAnsi="Times New Roman" w:cs="Times New Roman"/>
+          <w:sz w:val="24"/>
+          <w:szCs w:val="24"/>
+        </w:rPr>
+        <w:t>Web3.js: To interact with the Ethereum blockchain from the frontend, Web3.js was utilized, facilitating communication between the browser and the blockchain.</w:t>
+      </w:r>
+    </w:p>
+    <w:p>
+      <w:pPr>
+        <w:rPr>
+          <w:rFonts w:ascii="Times New Roman" w:hAnsi="Times New Roman" w:cs="Times New Roman"/>
+          <w:sz w:val="24"/>
+          <w:szCs w:val="24"/>
+        </w:rPr>
+      </w:pPr>
+      <w:r>
+        <w:rPr>
+          <w:rFonts w:ascii="Times New Roman" w:hAnsi="Times New Roman" w:cs="Times New Roman"/>
+          <w:sz w:val="24"/>
+          <w:szCs w:val="24"/>
+        </w:rPr>
+        <w:t>Database: MariaDB was used to store user data, including a user table that records usernames and account creation timestamps. No sensitive information such as user passwords is stored within the database, ensuring a focus on minimal data storage for this project.</w:t>
+      </w:r>
+    </w:p>
+    <w:p>
+      <w:pPr>
+        <w:rPr>
+          <w:rFonts w:ascii="Times New Roman" w:hAnsi="Times New Roman" w:cs="Times New Roman"/>
+          <w:sz w:val="24"/>
+          <w:szCs w:val="24"/>
+        </w:rPr>
+      </w:pPr>
+    </w:p>
+    <w:p>
+      <w:pPr>
+        <w:pStyle w:val="2"/>
+        <w:rPr>
+          <w:rFonts w:ascii="Times New Roman" w:hAnsi="Times New Roman" w:cs="Times New Roman"/>
+        </w:rPr>
+      </w:pPr>
+      <w:r>
+        <w:rPr>
+          <w:rFonts w:ascii="Times New Roman" w:hAnsi="Times New Roman" w:cs="Times New Roman"/>
+        </w:rPr>
+        <w:t>3. System Design and Architecture</w:t>
+      </w:r>
+    </w:p>
+    <w:p>
+      <w:pPr>
+        <w:rPr>
+          <w:rFonts w:ascii="Times New Roman" w:hAnsi="Times New Roman" w:cs="Times New Roman"/>
+          <w:sz w:val="24"/>
+          <w:szCs w:val="24"/>
+        </w:rPr>
+      </w:pPr>
+    </w:p>
+    <w:p>
+      <w:pPr>
+        <w:rPr>
+          <w:rFonts w:ascii="Times New Roman" w:hAnsi="Times New Roman" w:cs="Times New Roman"/>
+          <w:sz w:val="24"/>
+          <w:szCs w:val="24"/>
+        </w:rPr>
+      </w:pPr>
+      <w:r>
+        <w:rPr>
+          <w:rFonts w:ascii="Times New Roman" w:hAnsi="Times New Roman" w:cs="Times New Roman"/>
+          <w:sz w:val="24"/>
+          <w:szCs w:val="24"/>
+        </w:rPr>
+        <w:t>The system is designed to provide decentralized financial services, specifically focusing on deposit, lending, and repayment functionalities. It leverages blockchain technology to create a trustless, transparent, and secure environment for users.</w:t>
+      </w:r>
+    </w:p>
+    <w:p>
+      <w:pPr>
+        <w:rPr>
+          <w:rFonts w:ascii="Times New Roman" w:hAnsi="Times New Roman" w:cs="Times New Roman"/>
+          <w:sz w:val="24"/>
+          <w:szCs w:val="24"/>
+        </w:rPr>
+      </w:pPr>
+    </w:p>
+    <w:p>
+      <w:pPr>
+        <w:rPr>
+          <w:rFonts w:ascii="Times New Roman" w:hAnsi="Times New Roman" w:cs="Times New Roman"/>
+          <w:sz w:val="24"/>
+          <w:szCs w:val="24"/>
+        </w:rPr>
+      </w:pPr>
+      <w:r>
+        <w:rPr>
+          <w:rFonts w:ascii="Times New Roman" w:hAnsi="Times New Roman" w:cs="Times New Roman"/>
+          <w:b/>
+          <w:bCs/>
+          <w:sz w:val="24"/>
+          <w:szCs w:val="24"/>
+        </w:rPr>
+        <w:t>Deposit Functionality:</w:t>
+      </w:r>
+      <w:r>
+        <w:rPr>
+          <w:rFonts w:ascii="Times New Roman" w:hAnsi="Times New Roman" w:cs="Times New Roman"/>
+          <w:sz w:val="24"/>
+          <w:szCs w:val="24"/>
+        </w:rPr>
+        <w:t xml:space="preserve"> The deposit function allows users to store a specified amount of digital assets into the system. The transaction is securely recorded on the Ethereum blockchain, ensuring that every deposit is verifiable and immutable. The deposited funds are tracked in the smart contract, and users can view their balance at any time. This feature ensures that users can safely hold their assets in a decentralized manner without relying on a central authority.</w:t>
+      </w:r>
+    </w:p>
+    <w:p>
+      <w:pPr>
+        <w:rPr>
+          <w:rFonts w:ascii="Times New Roman" w:hAnsi="Times New Roman" w:cs="Times New Roman"/>
+          <w:sz w:val="24"/>
+          <w:szCs w:val="24"/>
+        </w:rPr>
+      </w:pPr>
+    </w:p>
+    <w:p>
+      <w:pPr>
+        <w:rPr>
+          <w:rFonts w:ascii="Times New Roman" w:hAnsi="Times New Roman" w:cs="Times New Roman"/>
+          <w:sz w:val="24"/>
+          <w:szCs w:val="24"/>
+        </w:rPr>
+      </w:pPr>
+      <w:r>
+        <w:rPr>
+          <w:rFonts w:ascii="Times New Roman" w:hAnsi="Times New Roman" w:cs="Times New Roman"/>
+          <w:b/>
+          <w:bCs/>
+          <w:sz w:val="24"/>
+          <w:szCs w:val="24"/>
+        </w:rPr>
+        <w:t xml:space="preserve">Lending Functionality: </w:t>
+      </w:r>
+      <w:r>
+        <w:rPr>
+          <w:rFonts w:ascii="Times New Roman" w:hAnsi="Times New Roman" w:cs="Times New Roman"/>
+          <w:sz w:val="24"/>
+          <w:szCs w:val="24"/>
+        </w:rPr>
+        <w:t>The lending feature allows users to borrow assets from the system’s available funds. Instead of using collateral, the system checks the total amount of assets available in the shared lending pool. Users are permitted to request a loan amount, and the smart contract ensures that the requested amount does not exceed the available assets in the pool. Once approved, the requested amount is transferred to the user, and the loan details are securely recorded on the blockchain for full transparency. This approach prevents users from borrowing more than what is available, thus maintaining the stability of the system’s overall funds.</w:t>
+      </w:r>
+    </w:p>
+    <w:p>
+      <w:pPr>
+        <w:widowControl/>
+        <w:jc w:val="left"/>
+        <w:rPr>
+          <w:rFonts w:ascii="Times New Roman" w:hAnsi="Times New Roman" w:cs="Times New Roman"/>
+          <w:sz w:val="24"/>
+          <w:szCs w:val="24"/>
+        </w:rPr>
+      </w:pPr>
+      <w:r>
+        <w:rPr>
+          <w:rFonts w:ascii="Times New Roman" w:hAnsi="Times New Roman" w:cs="Times New Roman"/>
+          <w:sz w:val="24"/>
+          <w:szCs w:val="24"/>
+        </w:rPr>
+        <w:br w:type="page"/>
+      </w:r>
+    </w:p>
+    <w:p>
+      <w:pPr>
+        <w:rPr>
+          <w:rFonts w:ascii="Times New Roman" w:hAnsi="Times New Roman" w:cs="Times New Roman"/>
+          <w:sz w:val="24"/>
+          <w:szCs w:val="24"/>
+        </w:rPr>
+      </w:pPr>
+      <w:r>
+        <w:rPr>
+          <w:rFonts w:ascii="Times New Roman" w:hAnsi="Times New Roman" w:cs="Times New Roman"/>
+          <w:b/>
+          <w:bCs/>
           <w:sz w:val="24"/>
           <w:szCs w:val="24"/>
         </w:rPr>
         <w:lastRenderedPageBreak/>
-        <w:t>to execute decentralized applications (</w:t>
-      </w:r>
-      <w:proofErr w:type="spellStart"/>
-      <w:r>
-        <w:rPr>
-          <w:rFonts w:ascii="Times New Roman" w:hAnsi="Times New Roman" w:cs="Times New Roman"/>
-          <w:sz w:val="24"/>
-          <w:szCs w:val="24"/>
-        </w:rPr>
-        <w:t>DApps</w:t>
-      </w:r>
-      <w:proofErr w:type="spellEnd"/>
-      <w:r>
-        <w:rPr>
-          <w:rFonts w:ascii="Times New Roman" w:hAnsi="Times New Roman" w:cs="Times New Roman"/>
-          <w:sz w:val="24"/>
-          <w:szCs w:val="24"/>
-        </w:rPr>
-        <w:t xml:space="preserve">). Ethereum’s smart contract capabilities are ideal for building the deposit and lending functionality, offering transparency and security in financial transactions. Ethereum’s decentralized nature ensures that all transactions are recorded immutably, providing trustless operations without a central authority. While the project is built on Ethereum, it does not involve real cryptocurrency transactions. Instead, all data is created within the Solidity code, and the associated transaction fees are processed using </w:t>
-      </w:r>
-      <w:proofErr w:type="spellStart"/>
-      <w:r>
-        <w:rPr>
-          <w:rFonts w:ascii="Times New Roman" w:hAnsi="Times New Roman" w:cs="Times New Roman"/>
-          <w:sz w:val="24"/>
-          <w:szCs w:val="24"/>
-        </w:rPr>
-        <w:t>SepoliaETH</w:t>
-      </w:r>
-      <w:proofErr w:type="spellEnd"/>
-      <w:r>
-        <w:rPr>
-          <w:rFonts w:ascii="Times New Roman" w:hAnsi="Times New Roman" w:cs="Times New Roman"/>
-          <w:sz w:val="24"/>
-          <w:szCs w:val="24"/>
-        </w:rPr>
-        <w:t xml:space="preserve"> on the </w:t>
-      </w:r>
-      <w:proofErr w:type="spellStart"/>
-      <w:r>
-        <w:rPr>
-          <w:rFonts w:ascii="Times New Roman" w:hAnsi="Times New Roman" w:cs="Times New Roman"/>
-          <w:sz w:val="24"/>
-          <w:szCs w:val="24"/>
-        </w:rPr>
-        <w:t>Sepolia</w:t>
-      </w:r>
-      <w:proofErr w:type="spellEnd"/>
-      <w:r>
-        <w:rPr>
-          <w:rFonts w:ascii="Times New Roman" w:hAnsi="Times New Roman" w:cs="Times New Roman"/>
-          <w:sz w:val="24"/>
-          <w:szCs w:val="24"/>
-        </w:rPr>
-        <w:t xml:space="preserve"> test network, ensuring that no real-world cryptocurrency is exchanged during the development and testing phases.</w:t>
-      </w:r>
-    </w:p>
-    <w:p>
-      <w:pPr>
-        <w:rPr>
-          <w:rFonts w:ascii="Times New Roman" w:hAnsi="Times New Roman" w:cs="Times New Roman"/>
-          <w:sz w:val="24"/>
-          <w:szCs w:val="24"/>
-        </w:rPr>
-      </w:pPr>
-    </w:p>
-    <w:p>
-      <w:pPr>
-        <w:rPr>
-          <w:rFonts w:ascii="Times New Roman" w:hAnsi="Times New Roman" w:cs="Times New Roman"/>
-          <w:b/>
-          <w:bCs/>
-          <w:sz w:val="24"/>
-          <w:szCs w:val="24"/>
-        </w:rPr>
-      </w:pPr>
-      <w:r>
-        <w:rPr>
-          <w:rFonts w:ascii="Times New Roman" w:hAnsi="Times New Roman" w:cs="Times New Roman"/>
-          <w:b/>
-          <w:bCs/>
-          <w:sz w:val="24"/>
-          <w:szCs w:val="24"/>
-        </w:rPr>
-        <w:t>Development Tools</w:t>
-      </w:r>
-    </w:p>
-    <w:p>
-      <w:pPr>
-        <w:rPr>
-          <w:rFonts w:ascii="Times New Roman" w:hAnsi="Times New Roman" w:cs="Times New Roman"/>
-          <w:sz w:val="24"/>
-          <w:szCs w:val="24"/>
-        </w:rPr>
-      </w:pPr>
-      <w:r>
-        <w:rPr>
-          <w:rFonts w:ascii="Times New Roman" w:hAnsi="Times New Roman" w:cs="Times New Roman"/>
-          <w:sz w:val="24"/>
-          <w:szCs w:val="24"/>
-        </w:rPr>
-        <w:t xml:space="preserve">For the development of this project, </w:t>
-      </w:r>
-      <w:r>
-        <w:rPr>
-          <w:rFonts w:ascii="Times New Roman" w:hAnsi="Times New Roman" w:cs="Times New Roman"/>
-          <w:sz w:val="24"/>
-          <w:szCs w:val="24"/>
-        </w:rPr>
-        <w:t>I</w:t>
-      </w:r>
-      <w:r>
-        <w:rPr>
-          <w:rFonts w:ascii="Times New Roman" w:hAnsi="Times New Roman" w:cs="Times New Roman"/>
-          <w:sz w:val="24"/>
-          <w:szCs w:val="24"/>
-        </w:rPr>
-        <w:t xml:space="preserve"> used the following tools:</w:t>
-      </w:r>
-    </w:p>
-    <w:p>
-      <w:pPr>
-        <w:rPr>
-          <w:rFonts w:ascii="Times New Roman" w:hAnsi="Times New Roman" w:cs="Times New Roman"/>
-          <w:sz w:val="24"/>
-          <w:szCs w:val="24"/>
-        </w:rPr>
-      </w:pPr>
-    </w:p>
-    <w:p>
-      <w:pPr>
-        <w:rPr>
-          <w:rFonts w:ascii="Times New Roman" w:hAnsi="Times New Roman" w:cs="Times New Roman"/>
-          <w:sz w:val="24"/>
-          <w:szCs w:val="24"/>
-        </w:rPr>
-      </w:pPr>
-      <w:r>
-        <w:rPr>
-          <w:rFonts w:ascii="Times New Roman" w:hAnsi="Times New Roman" w:cs="Times New Roman"/>
-          <w:sz w:val="24"/>
-          <w:szCs w:val="24"/>
-        </w:rPr>
-        <w:t>Frontend: HTML, JavaScript, and Bootstrap for designing user interfaces and handling user inputs.</w:t>
-      </w:r>
-    </w:p>
-    <w:p>
-      <w:pPr>
-        <w:rPr>
-          <w:rFonts w:ascii="Times New Roman" w:hAnsi="Times New Roman" w:cs="Times New Roman"/>
-          <w:sz w:val="24"/>
-          <w:szCs w:val="24"/>
-        </w:rPr>
-      </w:pPr>
-      <w:r>
-        <w:rPr>
-          <w:rFonts w:ascii="Times New Roman" w:hAnsi="Times New Roman" w:cs="Times New Roman"/>
-          <w:sz w:val="24"/>
-          <w:szCs w:val="24"/>
-        </w:rPr>
-        <w:t>Backend: Flask (Python) to handle communication between the frontend and the Ethereum blockchain, facilitating transactions.</w:t>
-      </w:r>
-    </w:p>
-    <w:p>
-      <w:pPr>
-        <w:rPr>
-          <w:rFonts w:ascii="Times New Roman" w:hAnsi="Times New Roman" w:cs="Times New Roman"/>
-          <w:sz w:val="24"/>
-          <w:szCs w:val="24"/>
-        </w:rPr>
-      </w:pPr>
-      <w:r>
-        <w:rPr>
-          <w:rFonts w:ascii="Times New Roman" w:hAnsi="Times New Roman" w:cs="Times New Roman"/>
-          <w:sz w:val="24"/>
-          <w:szCs w:val="24"/>
-        </w:rPr>
-        <w:t>Smart Contracts: Solidity was used to write smart contracts that govern the deposit, lending, and repayment functionalities. Solidity’s popularity and integration with Ethereum make it the ideal choice for this project.</w:t>
-      </w:r>
-    </w:p>
-    <w:p>
-      <w:pPr>
-        <w:rPr>
-          <w:rFonts w:ascii="Times New Roman" w:hAnsi="Times New Roman" w:cs="Times New Roman"/>
-          <w:sz w:val="24"/>
-          <w:szCs w:val="24"/>
-        </w:rPr>
-      </w:pPr>
-      <w:r>
-        <w:rPr>
-          <w:rFonts w:ascii="Times New Roman" w:hAnsi="Times New Roman" w:cs="Times New Roman"/>
-          <w:sz w:val="24"/>
-          <w:szCs w:val="24"/>
-        </w:rPr>
-        <w:t>Web3.js: To interact with the Ethereum blockchain from the frontend, Web3.js was utilized, facilitating communication between the browser and the blockchain.</w:t>
-      </w:r>
-    </w:p>
-    <w:p>
-      <w:pPr>
-        <w:rPr>
-          <w:rFonts w:ascii="Times New Roman" w:hAnsi="Times New Roman" w:cs="Times New Roman" w:hint="eastAsia"/>
-          <w:sz w:val="24"/>
-          <w:szCs w:val="24"/>
-        </w:rPr>
-      </w:pPr>
-      <w:r>
-        <w:rPr>
-          <w:rFonts w:ascii="Times New Roman" w:hAnsi="Times New Roman" w:cs="Times New Roman"/>
-          <w:sz w:val="24"/>
-          <w:szCs w:val="24"/>
-        </w:rPr>
-        <w:t>Database: MariaDB was used to store user data, including a user table that records usernames and account creation timestamps. No sensitive information such as user passwords is stored within the database, ensuring a focus on minimal data storage for this project.</w:t>
-      </w:r>
-    </w:p>
-    <w:p>
-      <w:pPr>
-        <w:rPr>
-          <w:rFonts w:ascii="Times New Roman" w:hAnsi="Times New Roman" w:cs="Times New Roman"/>
-          <w:sz w:val="24"/>
-          <w:szCs w:val="24"/>
-        </w:rPr>
-      </w:pPr>
-    </w:p>
-    <w:p>
-      <w:pPr>
-        <w:pStyle w:val="2"/>
-        <w:rPr>
-          <w:rFonts w:ascii="Times New Roman" w:hAnsi="Times New Roman" w:cs="Times New Roman"/>
-        </w:rPr>
-      </w:pPr>
-      <w:r>
-        <w:rPr>
-          <w:rFonts w:ascii="Times New Roman" w:hAnsi="Times New Roman" w:cs="Times New Roman"/>
-        </w:rPr>
-        <w:t>3. System Design and Architecture</w:t>
-      </w:r>
-    </w:p>
-    <w:p>
-      <w:pPr>
-        <w:rPr>
-          <w:rFonts w:ascii="Times New Roman" w:hAnsi="Times New Roman" w:cs="Times New Roman"/>
-          <w:sz w:val="24"/>
-          <w:szCs w:val="24"/>
-        </w:rPr>
-      </w:pPr>
-    </w:p>
-    <w:p>
-      <w:pPr>
-        <w:rPr>
-          <w:rFonts w:ascii="Times New Roman" w:hAnsi="Times New Roman" w:cs="Times New Roman"/>
-          <w:sz w:val="24"/>
-          <w:szCs w:val="24"/>
-        </w:rPr>
-      </w:pPr>
-      <w:r>
-        <w:rPr>
-          <w:rFonts w:ascii="Times New Roman" w:hAnsi="Times New Roman" w:cs="Times New Roman"/>
-          <w:sz w:val="24"/>
-          <w:szCs w:val="24"/>
-        </w:rPr>
-        <w:t>The system is designed to provide decentralized financial services, specifically focusing on deposit, lending, and repayment functionalities. It leverages blockchain technology to create a trustless, transparent, and secure environment for users.</w:t>
-      </w:r>
-    </w:p>
-    <w:p>
-      <w:pPr>
-        <w:rPr>
-          <w:rFonts w:ascii="Times New Roman" w:hAnsi="Times New Roman" w:cs="Times New Roman"/>
-          <w:sz w:val="24"/>
-          <w:szCs w:val="24"/>
-        </w:rPr>
-      </w:pPr>
-    </w:p>
-    <w:p>
-      <w:pPr>
-        <w:rPr>
-          <w:rFonts w:ascii="Times New Roman" w:hAnsi="Times New Roman" w:cs="Times New Roman"/>
-          <w:sz w:val="24"/>
-          <w:szCs w:val="24"/>
-        </w:rPr>
-      </w:pPr>
-      <w:r>
-        <w:rPr>
-          <w:rFonts w:ascii="Times New Roman" w:hAnsi="Times New Roman" w:cs="Times New Roman"/>
-          <w:b/>
-          <w:bCs/>
-          <w:sz w:val="24"/>
-          <w:szCs w:val="24"/>
-        </w:rPr>
-        <w:t>Deposit Functionality:</w:t>
-      </w:r>
-      <w:r>
-        <w:rPr>
-          <w:rFonts w:ascii="Times New Roman" w:hAnsi="Times New Roman" w:cs="Times New Roman"/>
-          <w:sz w:val="24"/>
-          <w:szCs w:val="24"/>
-        </w:rPr>
-        <w:t xml:space="preserve"> The deposit function allows users to store a specified amount of digital assets into the system. The transaction is securely recorded on the Ethereum blockchain, ensuring that every deposit is verifiable and immutable. The deposited funds are tracked in the smart contract, and users can view their balance at any time. This feature ensures that users can safely hold their assets in a decentralized manner without relying on a central authority.</w:t>
-      </w:r>
-    </w:p>
-    <w:p>
-      <w:pPr>
-        <w:rPr>
-          <w:rFonts w:ascii="Times New Roman" w:hAnsi="Times New Roman" w:cs="Times New Roman"/>
-          <w:sz w:val="24"/>
-          <w:szCs w:val="24"/>
-        </w:rPr>
-      </w:pPr>
-    </w:p>
-    <w:p>
-      <w:pPr>
-        <w:rPr>
-          <w:rFonts w:ascii="Times New Roman" w:hAnsi="Times New Roman" w:cs="Times New Roman"/>
-          <w:sz w:val="24"/>
-          <w:szCs w:val="24"/>
-        </w:rPr>
-      </w:pPr>
-      <w:r>
-        <w:rPr>
-          <w:rFonts w:ascii="Times New Roman" w:hAnsi="Times New Roman" w:cs="Times New Roman"/>
-          <w:b/>
-          <w:bCs/>
-          <w:sz w:val="24"/>
-          <w:szCs w:val="24"/>
-        </w:rPr>
-        <w:t xml:space="preserve">Lending Functionality: </w:t>
-      </w:r>
-      <w:r>
-        <w:rPr>
-          <w:rFonts w:ascii="Times New Roman" w:hAnsi="Times New Roman" w:cs="Times New Roman"/>
-          <w:sz w:val="24"/>
-          <w:szCs w:val="24"/>
-        </w:rPr>
-        <w:t xml:space="preserve">The lending feature allows users to borrow assets from the system’s available funds. Instead of using collateral, the system checks the total amount </w:t>
-      </w:r>
-      <w:r>
-        <w:rPr>
-          <w:rFonts w:ascii="Times New Roman" w:hAnsi="Times New Roman" w:cs="Times New Roman"/>
-          <w:sz w:val="24"/>
-          <w:szCs w:val="24"/>
-        </w:rPr>
-        <w:lastRenderedPageBreak/>
-        <w:t>of assets available in the shared lending pool. Users are permitted to request a loan amount, and the smart contract ensures that the requested amount does not exceed the available assets in the pool. Once approved, the requested amount is transferred to the user, and the loan details are securely recorded on the blockchain for full transparency. This approach prevents users from borrowing more than what is available, thus maintaining the stability of the system’s overall funds.</w:t>
-      </w:r>
-    </w:p>
-    <w:p>
-      <w:pPr>
-        <w:rPr>
-          <w:rFonts w:ascii="Times New Roman" w:hAnsi="Times New Roman" w:cs="Times New Roman"/>
-          <w:sz w:val="24"/>
-          <w:szCs w:val="24"/>
-        </w:rPr>
-      </w:pPr>
-    </w:p>
-    <w:p>
-      <w:pPr>
-        <w:rPr>
-          <w:rFonts w:ascii="Times New Roman" w:hAnsi="Times New Roman" w:cs="Times New Roman"/>
-          <w:sz w:val="24"/>
-          <w:szCs w:val="24"/>
-        </w:rPr>
-      </w:pPr>
-      <w:r>
-        <w:rPr>
-          <w:rFonts w:ascii="Times New Roman" w:hAnsi="Times New Roman" w:cs="Times New Roman"/>
-          <w:b/>
-          <w:bCs/>
-          <w:sz w:val="24"/>
-          <w:szCs w:val="24"/>
-        </w:rPr>
         <w:t xml:space="preserve">Repayment Functionality: </w:t>
       </w:r>
       <w:r>
@@ -900,16 +923,7 @@
           <w:sz w:val="24"/>
           <w:szCs w:val="24"/>
         </w:rPr>
-        <w:t xml:space="preserve">The borrowing page provides similar functionality but focuses on borrowing operations, allowing users to borrow, check borrowed value, and available </w:t>
-      </w:r>
-      <w:r>
-        <w:rPr>
-          <w:rFonts w:ascii="Times New Roman" w:hAnsi="Times New Roman" w:cs="Times New Roman"/>
-          <w:sz w:val="24"/>
-          <w:szCs w:val="24"/>
-        </w:rPr>
-        <w:lastRenderedPageBreak/>
-        <w:t>borrowing limits.</w:t>
+        <w:t>The borrowing page provides similar functionality but focuses on borrowing operations, allowing users to borrow, check borrowed value, and available borrowing limits.</w:t>
       </w:r>
     </w:p>
     <w:p>
@@ -1353,16 +1367,7 @@
           <w:sz w:val="24"/>
           <w:szCs w:val="24"/>
         </w:rPr>
-        <w:t xml:space="preserve">Integration Testing: The Flask back-end and Solidity contracts were tested together to ensure seamless interaction between the front-end inputs and blockchain operations. Transactions were tested to verify that user inputs (e.g., deposit amounts, borrow requests) were correctly processed by the contract and reflected </w:t>
-      </w:r>
-      <w:r>
-        <w:rPr>
-          <w:rFonts w:ascii="Times New Roman" w:hAnsi="Times New Roman" w:cs="Times New Roman"/>
-          <w:sz w:val="24"/>
-          <w:szCs w:val="24"/>
-        </w:rPr>
-        <w:lastRenderedPageBreak/>
-        <w:t>in the front-end.</w:t>
+        <w:t>Integration Testing: The Flask back-end and Solidity contracts were tested together to ensure seamless interaction between the front-end inputs and blockchain operations. Transactions were tested to verify that user inputs (e.g., deposit amounts, borrow requests) were correctly processed by the contract and reflected in the front-end.</w:t>
       </w:r>
     </w:p>
     <w:p>
@@ -1391,7 +1396,7 @@
     <w:p>
       <w:pPr>
         <w:rPr>
-          <w:rFonts w:ascii="Times New Roman" w:hAnsi="Times New Roman" w:cs="Times New Roman" w:hint="eastAsia"/>
+          <w:rFonts w:ascii="Times New Roman" w:hAnsi="Times New Roman" w:cs="Times New Roman"/>
           <w:sz w:val="24"/>
           <w:szCs w:val="24"/>
         </w:rPr>
@@ -1408,6 +1413,7 @@
         <w:rPr>
           <w:rFonts w:ascii="Times New Roman" w:hAnsi="Times New Roman" w:cs="Times New Roman"/>
         </w:rPr>
+        <w:lastRenderedPageBreak/>
         <w:t>5. Challenges and Solutions</w:t>
       </w:r>
     </w:p>
@@ -1648,12 +1654,22 @@
     </w:p>
     <w:p>
       <w:pPr>
-        <w:rPr>
-          <w:rFonts w:ascii="Times New Roman" w:hAnsi="Times New Roman" w:cs="Times New Roman" w:hint="eastAsia"/>
-          <w:sz w:val="24"/>
-          <w:szCs w:val="24"/>
-        </w:rPr>
-      </w:pPr>
+        <w:widowControl/>
+        <w:jc w:val="left"/>
+        <w:rPr>
+          <w:rFonts w:ascii="Times New Roman" w:hAnsi="Times New Roman" w:cs="Times New Roman"/>
+          <w:sz w:val="24"/>
+          <w:szCs w:val="24"/>
+        </w:rPr>
+      </w:pPr>
+      <w:r>
+        <w:rPr>
+          <w:rFonts w:ascii="Times New Roman" w:hAnsi="Times New Roman" w:cs="Times New Roman"/>
+          <w:sz w:val="24"/>
+          <w:szCs w:val="24"/>
+        </w:rPr>
+        <w:br w:type="page"/>
+      </w:r>
     </w:p>
     <w:p>
       <w:pPr>
@@ -1666,6 +1682,7 @@
         <w:rPr>
           <w:rFonts w:ascii="Times New Roman" w:hAnsi="Times New Roman" w:cs="Times New Roman"/>
         </w:rPr>
+        <w:lastRenderedPageBreak/>
         <w:t>7</w:t>
       </w:r>
       <w:r>
@@ -1844,7 +1861,7 @@
         </w:numPr>
         <w:ind w:firstLineChars="0"/>
         <w:rPr>
-          <w:rFonts w:ascii="Times New Roman" w:hAnsi="Times New Roman" w:cs="Times New Roman" w:hint="eastAsia"/>
+          <w:rFonts w:ascii="Times New Roman" w:hAnsi="Times New Roman" w:cs="Times New Roman"/>
           <w:sz w:val="24"/>
           <w:szCs w:val="24"/>
         </w:rPr>
@@ -1879,17 +1896,6 @@
           <w:szCs w:val="24"/>
         </w:rPr>
       </w:pPr>
-    </w:p>
-    <w:p>
-      <w:pPr>
-        <w:rPr>
-          <w:rFonts w:ascii="Times New Roman" w:hAnsi="Times New Roman" w:cs="Times New Roman"/>
-          <w:b/>
-          <w:bCs/>
-          <w:sz w:val="24"/>
-          <w:szCs w:val="24"/>
-        </w:rPr>
-      </w:pPr>
       <w:r>
         <w:rPr>
           <w:rFonts w:ascii="Times New Roman" w:hAnsi="Times New Roman" w:cs="Times New Roman"/>
@@ -1930,12 +1936,195 @@
     </w:p>
     <w:p>
       <w:pPr>
-        <w:rPr>
-          <w:rFonts w:ascii="Times New Roman" w:hAnsi="Times New Roman" w:cs="Times New Roman"/>
-          <w:sz w:val="24"/>
-          <w:szCs w:val="24"/>
-        </w:rPr>
-      </w:pPr>
+        <w:widowControl/>
+        <w:jc w:val="left"/>
+        <w:rPr>
+          <w:rFonts w:ascii="Times New Roman" w:hAnsi="Times New Roman" w:cs="Times New Roman"/>
+          <w:sz w:val="24"/>
+          <w:szCs w:val="24"/>
+        </w:rPr>
+      </w:pPr>
+      <w:r>
+        <w:rPr>
+          <w:rFonts w:ascii="Times New Roman" w:hAnsi="Times New Roman" w:cs="Times New Roman"/>
+          <w:sz w:val="24"/>
+          <w:szCs w:val="24"/>
+        </w:rPr>
+        <w:br w:type="page"/>
+      </w:r>
+    </w:p>
+    <w:p>
+      <w:pPr>
+        <w:pStyle w:val="2"/>
+        <w:rPr>
+          <w:rFonts w:ascii="Times New Roman" w:hAnsi="Times New Roman" w:cs="Times New Roman"/>
+        </w:rPr>
+      </w:pPr>
+      <w:r>
+        <w:rPr>
+          <w:rFonts w:ascii="Times New Roman" w:hAnsi="Times New Roman" w:cs="Times New Roman"/>
+        </w:rPr>
+        <w:lastRenderedPageBreak/>
+        <w:t>Appendices:</w:t>
+      </w:r>
+    </w:p>
+    <w:p>
+      <w:pPr>
+        <w:rPr>
+          <w:rFonts w:ascii="Times New Roman" w:hAnsi="Times New Roman" w:cs="Times New Roman"/>
+          <w:sz w:val="24"/>
+          <w:szCs w:val="24"/>
+        </w:rPr>
+      </w:pPr>
+      <w:r>
+        <w:rPr>
+          <w:rFonts w:ascii="Times New Roman" w:hAnsi="Times New Roman" w:cs="Times New Roman"/>
+          <w:b/>
+          <w:bCs/>
+          <w:sz w:val="24"/>
+          <w:szCs w:val="24"/>
+        </w:rPr>
+        <w:t>Smart Contract Code:</w:t>
+      </w:r>
+      <w:r>
+        <w:rPr>
+          <w:rFonts w:ascii="Times New Roman" w:hAnsi="Times New Roman" w:cs="Times New Roman"/>
+          <w:sz w:val="24"/>
+          <w:szCs w:val="24"/>
+        </w:rPr>
+        <w:t xml:space="preserve"> See attached files</w:t>
+      </w:r>
+    </w:p>
+    <w:p>
+      <w:pPr>
+        <w:rPr>
+          <w:rFonts w:ascii="Times New Roman" w:hAnsi="Times New Roman" w:cs="Times New Roman"/>
+          <w:sz w:val="24"/>
+          <w:szCs w:val="24"/>
+        </w:rPr>
+      </w:pPr>
+      <w:r>
+        <w:rPr>
+          <w:rFonts w:ascii="Times New Roman" w:hAnsi="Times New Roman" w:cs="Times New Roman"/>
+          <w:b/>
+          <w:bCs/>
+          <w:sz w:val="24"/>
+          <w:szCs w:val="24"/>
+        </w:rPr>
+        <w:t>Backend Code:</w:t>
+      </w:r>
+      <w:r>
+        <w:rPr>
+          <w:rFonts w:ascii="Times New Roman" w:hAnsi="Times New Roman" w:cs="Times New Roman"/>
+          <w:sz w:val="24"/>
+          <w:szCs w:val="24"/>
+        </w:rPr>
+        <w:t xml:space="preserve"> See attached files</w:t>
+      </w:r>
+    </w:p>
+    <w:p>
+      <w:pPr>
+        <w:rPr>
+          <w:rFonts w:ascii="Times New Roman" w:hAnsi="Times New Roman" w:cs="Times New Roman"/>
+          <w:sz w:val="24"/>
+          <w:szCs w:val="24"/>
+        </w:rPr>
+      </w:pPr>
+      <w:r>
+        <w:rPr>
+          <w:rFonts w:ascii="Times New Roman" w:hAnsi="Times New Roman" w:cs="Times New Roman"/>
+          <w:b/>
+          <w:bCs/>
+          <w:sz w:val="24"/>
+          <w:szCs w:val="24"/>
+        </w:rPr>
+        <w:t>Frontend Code:</w:t>
+      </w:r>
+      <w:r>
+        <w:rPr>
+          <w:rFonts w:ascii="Times New Roman" w:hAnsi="Times New Roman" w:cs="Times New Roman"/>
+          <w:sz w:val="24"/>
+          <w:szCs w:val="24"/>
+        </w:rPr>
+        <w:t xml:space="preserve"> See attached files</w:t>
+      </w:r>
+    </w:p>
+    <w:p>
+      <w:pPr>
+        <w:rPr>
+          <w:rFonts w:ascii="Times New Roman" w:hAnsi="Times New Roman" w:cs="Times New Roman"/>
+          <w:sz w:val="24"/>
+          <w:szCs w:val="24"/>
+        </w:rPr>
+      </w:pPr>
+      <w:proofErr w:type="spellStart"/>
+      <w:r>
+        <w:rPr>
+          <w:rFonts w:ascii="Times New Roman" w:hAnsi="Times New Roman" w:cs="Times New Roman"/>
+          <w:b/>
+          <w:bCs/>
+          <w:sz w:val="24"/>
+          <w:szCs w:val="24"/>
+        </w:rPr>
+        <w:t>Github</w:t>
+      </w:r>
+      <w:proofErr w:type="spellEnd"/>
+      <w:r>
+        <w:rPr>
+          <w:rFonts w:ascii="Times New Roman" w:hAnsi="Times New Roman" w:cs="Times New Roman"/>
+          <w:b/>
+          <w:bCs/>
+          <w:sz w:val="24"/>
+          <w:szCs w:val="24"/>
+        </w:rPr>
+        <w:t xml:space="preserve"> link:</w:t>
+      </w:r>
+      <w:r>
+        <w:rPr>
+          <w:rFonts w:ascii="Times New Roman" w:hAnsi="Times New Roman" w:cs="Times New Roman"/>
+          <w:sz w:val="24"/>
+          <w:szCs w:val="24"/>
+        </w:rPr>
+        <w:t xml:space="preserve"> </w:t>
+      </w:r>
+      <w:r>
+        <w:rPr>
+          <w:rFonts w:ascii="Times New Roman" w:hAnsi="Times New Roman" w:cs="Times New Roman"/>
+          <w:sz w:val="24"/>
+          <w:szCs w:val="24"/>
+        </w:rPr>
+        <w:t>https://github.com/lunar-huang/SC6113-Individual.git</w:t>
+      </w:r>
+    </w:p>
+    <w:p>
+      <w:pPr>
+        <w:rPr>
+          <w:rFonts w:ascii="Times New Roman" w:hAnsi="Times New Roman" w:cs="Times New Roman"/>
+          <w:sz w:val="24"/>
+          <w:szCs w:val="24"/>
+          <w:lang w:val="de-DE"/>
+        </w:rPr>
+      </w:pPr>
+      <w:r>
+        <w:rPr>
+          <w:rFonts w:ascii="Times New Roman" w:hAnsi="Times New Roman" w:cs="Times New Roman"/>
+          <w:b/>
+          <w:bCs/>
+          <w:sz w:val="24"/>
+          <w:szCs w:val="24"/>
+          <w:lang w:val="de-DE"/>
+        </w:rPr>
+        <w:t>Render:</w:t>
+      </w:r>
+      <w:r>
+        <w:rPr>
+          <w:rFonts w:ascii="Times New Roman" w:hAnsi="Times New Roman" w:cs="Times New Roman"/>
+          <w:sz w:val="24"/>
+          <w:szCs w:val="24"/>
+          <w:lang w:val="de-DE"/>
+        </w:rPr>
+        <w:t xml:space="preserve"> https://sc6113-individual-1.onrender.com</w:t>
+      </w:r>
     </w:p>
     <w:sectPr>
       <w:pgSz w:w="11906" w:h="16838"/>
